--- a/Analog-Signal-Components/PAX/PAM-2025/PAM-modules/detector-module/detector-module-v2/Jan26_production/Test reports/module015_report.docx
+++ b/Analog-Signal-Components/PAX/PAM-2025/PAM-modules/detector-module/detector-module-v2/Jan26_production/Test reports/module015_report.docx
@@ -117,10 +117,15 @@
     </w:p>
     <w:p>
       <w:r>
-        <w:t>Impedance mismatch. Needs rework!</w:t>
+        <w:t xml:space="preserve">Impedance mismatch. </w:t>
+      </w:r>
+      <w:r>
+        <w:t>S11 measurement looks like impedance issue (relatively flat, sloping from 0dB to -5dB with no significant features, looks similar to S11 measurement of noise with no device under test)</w:t>
+      </w:r>
+      <w:r>
+        <w:t>.</w:t>
       </w:r>
     </w:p>
-    <w:p/>
     <w:p>
       <w:pPr>
         <w:tabs>
@@ -168,23 +173,7 @@
         <w:t xml:space="preserve">varying power levels. </w:t>
       </w:r>
       <w:r>
-        <w:t xml:space="preserve">It </w:t>
-      </w:r>
-      <w:proofErr w:type="gramStart"/>
-      <w:r>
-        <w:t>was connected with</w:t>
-      </w:r>
-      <w:proofErr w:type="gramEnd"/>
-      <w:r>
-        <w:t xml:space="preserve"> a </w:t>
-      </w:r>
-      <w:proofErr w:type="gramStart"/>
-      <w:r>
-        <w:t>14 inch long</w:t>
-      </w:r>
-      <w:proofErr w:type="gramEnd"/>
-      <w:r>
-        <w:t xml:space="preserve"> SMA cable (AFX-CA-141-14 </w:t>
+        <w:t xml:space="preserve">It was connected with a 14 inch long SMA cable (AFX-CA-141-14 </w:t>
       </w:r>
       <w:proofErr w:type="spellStart"/>
       <w:r>
@@ -330,6 +319,50 @@
         <w:rPr>
           <w:b/>
           <w:bCs/>
+          <w:noProof/>
+          <w:sz w:val="28"/>
+          <w:szCs w:val="28"/>
+        </w:rPr>
+        <w:drawing>
+          <wp:inline distT="0" distB="0" distL="0" distR="0" wp14:anchorId="73B5A779" wp14:editId="19F3D746">
+            <wp:extent cx="5972810" cy="4778375"/>
+            <wp:effectExtent l="0" t="0" r="0" b="0"/>
+            <wp:docPr id="1411942407" name="Picture 1"/>
+            <wp:cNvGraphicFramePr>
+              <a:graphicFrameLocks xmlns:a="http://schemas.openxmlformats.org/drawingml/2006/main" noChangeAspect="1"/>
+            </wp:cNvGraphicFramePr>
+            <a:graphic xmlns:a="http://schemas.openxmlformats.org/drawingml/2006/main">
+              <a:graphicData uri="http://schemas.openxmlformats.org/drawingml/2006/picture">
+                <pic:pic xmlns:pic="http://schemas.openxmlformats.org/drawingml/2006/picture">
+                  <pic:nvPicPr>
+                    <pic:cNvPr id="1411942407" name="Picture 1411942407"/>
+                    <pic:cNvPicPr/>
+                  </pic:nvPicPr>
+                  <pic:blipFill>
+                    <a:blip r:embed="rId6"/>
+                    <a:stretch>
+                      <a:fillRect/>
+                    </a:stretch>
+                  </pic:blipFill>
+                  <pic:spPr>
+                    <a:xfrm>
+                      <a:off x="0" y="0"/>
+                      <a:ext cx="5972810" cy="4778375"/>
+                    </a:xfrm>
+                    <a:prstGeom prst="rect">
+                      <a:avLst/>
+                    </a:prstGeom>
+                  </pic:spPr>
+                </pic:pic>
+              </a:graphicData>
+            </a:graphic>
+          </wp:inline>
+        </w:drawing>
+      </w:r>
+      <w:r>
+        <w:rPr>
+          <w:b/>
+          <w:bCs/>
           <w:sz w:val="28"/>
           <w:szCs w:val="28"/>
         </w:rPr>
@@ -376,7 +409,7 @@
                     <pic:cNvPicPr/>
                   </pic:nvPicPr>
                   <pic:blipFill>
-                    <a:blip r:embed="rId6" cstate="print">
+                    <a:blip r:embed="rId7" cstate="print">
                       <a:extLst>
                         <a:ext uri="{28A0092B-C50C-407E-A947-70E740481C1C}">
                           <a14:useLocalDpi xmlns:a14="http://schemas.microsoft.com/office/drawing/2010/main" val="0"/>
@@ -570,7 +603,7 @@
           <w:noProof/>
         </w:rPr>
         <w:drawing>
-          <wp:anchor distT="0" distB="0" distL="114300" distR="114300" simplePos="0" relativeHeight="251664384" behindDoc="0" locked="0" layoutInCell="1" allowOverlap="1" wp14:anchorId="6F775B1C" wp14:editId="5CA7C3B3">
+          <wp:anchor distT="0" distB="0" distL="114300" distR="114300" simplePos="0" relativeHeight="251664384" behindDoc="0" locked="0" layoutInCell="1" allowOverlap="1" wp14:anchorId="6F775B1C" wp14:editId="039777B6">
             <wp:simplePos x="0" y="0"/>
             <wp:positionH relativeFrom="column">
               <wp:posOffset>4008491</wp:posOffset>
@@ -593,7 +626,7 @@
                     <pic:cNvPicPr/>
                   </pic:nvPicPr>
                   <pic:blipFill>
-                    <a:blip r:embed="rId7" cstate="print">
+                    <a:blip r:embed="rId8" cstate="print">
                       <a:extLst>
                         <a:ext uri="{28A0092B-C50C-407E-A947-70E740481C1C}">
                           <a14:useLocalDpi xmlns:a14="http://schemas.microsoft.com/office/drawing/2010/main" val="0"/>
@@ -1057,7 +1090,7 @@
           <w:szCs w:val="28"/>
         </w:rPr>
         <w:drawing>
-          <wp:anchor distT="0" distB="0" distL="114300" distR="114300" simplePos="0" relativeHeight="251666432" behindDoc="1" locked="0" layoutInCell="1" allowOverlap="1" wp14:anchorId="7B5D8638" wp14:editId="798E217D">
+          <wp:anchor distT="0" distB="0" distL="114300" distR="114300" simplePos="0" relativeHeight="251666432" behindDoc="1" locked="0" layoutInCell="1" allowOverlap="1" wp14:anchorId="7B5D8638" wp14:editId="6324532B">
             <wp:simplePos x="0" y="0"/>
             <wp:positionH relativeFrom="column">
               <wp:posOffset>4004310</wp:posOffset>
@@ -1080,7 +1113,7 @@
                     <pic:cNvPicPr/>
                   </pic:nvPicPr>
                   <pic:blipFill>
-                    <a:blip r:embed="rId8" cstate="print">
+                    <a:blip r:embed="rId9" cstate="print">
                       <a:extLst>
                         <a:ext uri="{28A0092B-C50C-407E-A947-70E740481C1C}">
                           <a14:useLocalDpi xmlns:a14="http://schemas.microsoft.com/office/drawing/2010/main" val="0"/>
@@ -1113,18 +1146,10 @@
         </w:drawing>
       </w:r>
       <w:r>
-        <w:t xml:space="preserve">1 </w:t>
-      </w:r>
-      <w:proofErr w:type="gramStart"/>
-      <w:r>
-        <w:t xml:space="preserve">– </w:t>
-      </w:r>
-      <w:r>
-        <w:t xml:space="preserve"> 2</w:t>
-      </w:r>
-      <w:proofErr w:type="gramEnd"/>
-      <w:r>
-        <w:t>k</w:t>
+        <w:t xml:space="preserve">1 – </w:t>
+      </w:r>
+      <w:r>
+        <w:t xml:space="preserve"> 2k</w:t>
       </w:r>
       <w:r>
         <w:t>Ω</w:t>
@@ -1162,18 +1187,10 @@
         <w:spacing w:after="0"/>
       </w:pPr>
       <w:r>
-        <w:t xml:space="preserve">1 </w:t>
-      </w:r>
-      <w:proofErr w:type="gramStart"/>
-      <w:r>
-        <w:t xml:space="preserve">– </w:t>
-      </w:r>
-      <w:r>
-        <w:t xml:space="preserve"> 1</w:t>
-      </w:r>
-      <w:proofErr w:type="gramEnd"/>
-      <w:r>
-        <w:t>.6k</w:t>
+        <w:t xml:space="preserve">1 – </w:t>
+      </w:r>
+      <w:r>
+        <w:t xml:space="preserve"> 1.6k</w:t>
       </w:r>
       <w:r>
         <w:t>Ω</w:t>
@@ -1211,16 +1228,11 @@
         <w:spacing w:after="0"/>
       </w:pPr>
       <w:r>
-        <w:t xml:space="preserve">1 </w:t>
-      </w:r>
-      <w:proofErr w:type="gramStart"/>
-      <w:r>
-        <w:t xml:space="preserve">– </w:t>
+        <w:t xml:space="preserve">1 – </w:t>
       </w:r>
       <w:r>
         <w:t xml:space="preserve"> 402</w:t>
       </w:r>
-      <w:proofErr w:type="gramEnd"/>
       <w:r>
         <w:t>Ω</w:t>
       </w:r>

--- a/Analog-Signal-Components/PAX/PAM-2025/PAM-modules/detector-module/detector-module-v2/Jan26_production/Test reports/module015_report.docx
+++ b/Analog-Signal-Components/PAX/PAM-2025/PAM-modules/detector-module/detector-module-v2/Jan26_production/Test reports/module015_report.docx
@@ -117,13 +117,13 @@
     </w:p>
     <w:p>
       <w:r>
-        <w:t xml:space="preserve">Impedance mismatch. </w:t>
-      </w:r>
-      <w:r>
-        <w:t>S11 measurement looks like impedance issue (relatively flat, sloping from 0dB to -5dB with no significant features, looks similar to S11 measurement of noise with no device under test)</w:t>
-      </w:r>
-      <w:r>
-        <w:t>.</w:t>
+        <w:t>First build failed due to i</w:t>
+      </w:r>
+      <w:r>
+        <w:t>mpedance mismatch</w:t>
+      </w:r>
+      <w:r>
+        <w:t>. Success after rework.</w:t>
       </w:r>
     </w:p>
     <w:p>
@@ -173,7 +173,23 @@
         <w:t xml:space="preserve">varying power levels. </w:t>
       </w:r>
       <w:r>
-        <w:t xml:space="preserve">It was connected with a 14 inch long SMA cable (AFX-CA-141-14 </w:t>
+        <w:t xml:space="preserve">It </w:t>
+      </w:r>
+      <w:proofErr w:type="gramStart"/>
+      <w:r>
+        <w:t>was connected with</w:t>
+      </w:r>
+      <w:proofErr w:type="gramEnd"/>
+      <w:r>
+        <w:t xml:space="preserve"> a </w:t>
+      </w:r>
+      <w:proofErr w:type="gramStart"/>
+      <w:r>
+        <w:t>14 inch long</w:t>
+      </w:r>
+      <w:proofErr w:type="gramEnd"/>
+      <w:r>
+        <w:t xml:space="preserve"> SMA cable (AFX-CA-141-14 </w:t>
       </w:r>
       <w:proofErr w:type="spellStart"/>
       <w:r>
@@ -206,24 +222,17 @@
         </w:tabs>
       </w:pPr>
       <w:r>
-        <w:t>First build P-V curves</w:t>
-      </w:r>
-    </w:p>
-    <w:p>
-      <w:pPr>
-        <w:tabs>
-          <w:tab w:val="left" w:pos="4860"/>
-        </w:tabs>
-      </w:pPr>
+        <w:t>Reworked module P-V curves</w:t>
+      </w:r>
       <w:r>
         <w:rPr>
           <w:noProof/>
         </w:rPr>
         <w:drawing>
-          <wp:inline distT="0" distB="0" distL="0" distR="0" wp14:anchorId="6AFA18FD" wp14:editId="2A54BCC4">
+          <wp:inline distT="0" distB="0" distL="0" distR="0" wp14:anchorId="0DCF9464" wp14:editId="506DF60C">
             <wp:extent cx="5972810" cy="4778375"/>
             <wp:effectExtent l="0" t="0" r="0" b="0"/>
-            <wp:docPr id="114220869" name="Picture 5"/>
+            <wp:docPr id="1839660450" name="Picture 1"/>
             <wp:cNvGraphicFramePr>
               <a:graphicFrameLocks xmlns:a="http://schemas.openxmlformats.org/drawingml/2006/main" noChangeAspect="1"/>
             </wp:cNvGraphicFramePr>
@@ -231,7 +240,7 @@
               <a:graphicData uri="http://schemas.openxmlformats.org/drawingml/2006/picture">
                 <pic:pic xmlns:pic="http://schemas.openxmlformats.org/drawingml/2006/picture">
                   <pic:nvPicPr>
-                    <pic:cNvPr id="114220869" name="Picture 114220869"/>
+                    <pic:cNvPr id="1839660450" name="Picture 1839660450"/>
                     <pic:cNvPicPr/>
                   </pic:nvPicPr>
                   <pic:blipFill>
@@ -258,76 +267,23 @@
     </w:p>
     <w:p>
       <w:pPr>
-        <w:rPr>
-          <w:b/>
-          <w:bCs/>
-          <w:sz w:val="28"/>
-          <w:szCs w:val="28"/>
-        </w:rPr>
-      </w:pPr>
-      <w:r>
-        <w:rPr>
-          <w:b/>
-          <w:bCs/>
-          <w:sz w:val="28"/>
-          <w:szCs w:val="28"/>
-        </w:rPr>
-        <w:br w:type="page"/>
-      </w:r>
-      <w:r>
-        <w:rPr>
-          <w:b/>
-          <w:bCs/>
-          <w:sz w:val="28"/>
-          <w:szCs w:val="28"/>
-        </w:rPr>
-        <w:lastRenderedPageBreak/>
-        <w:t>S-parameter</w:t>
-      </w:r>
-    </w:p>
-    <w:p>
-      <w:pPr>
         <w:tabs>
           <w:tab w:val="left" w:pos="4860"/>
         </w:tabs>
       </w:pPr>
-      <w:bookmarkStart w:id="0" w:name="_Hlk194052596"/>
-      <w:r>
-        <w:t>S-parameter measurement with the VNA</w:t>
-      </w:r>
-      <w:r>
-        <w:t xml:space="preserve"> (N5230C)</w:t>
-      </w:r>
-      <w:bookmarkEnd w:id="0"/>
-      <w:r>
-        <w:t>.</w:t>
-      </w:r>
-    </w:p>
-    <w:p>
-      <w:pPr>
-        <w:tabs>
-          <w:tab w:val="left" w:pos="4860"/>
-        </w:tabs>
+      <w:r>
+        <w:lastRenderedPageBreak/>
+        <w:t>First build P-V curves</w:t>
+      </w:r>
+      <w:r>
         <w:rPr>
-          <w:b/>
-          <w:bCs/>
-          <w:sz w:val="28"/>
-          <w:szCs w:val="28"/>
-        </w:rPr>
-      </w:pPr>
-      <w:r>
-        <w:rPr>
-          <w:b/>
-          <w:bCs/>
           <w:noProof/>
-          <w:sz w:val="28"/>
-          <w:szCs w:val="28"/>
         </w:rPr>
         <w:drawing>
-          <wp:inline distT="0" distB="0" distL="0" distR="0" wp14:anchorId="73B5A779" wp14:editId="19F3D746">
+          <wp:inline distT="0" distB="0" distL="0" distR="0" wp14:anchorId="665917D2" wp14:editId="20888F10">
             <wp:extent cx="5972810" cy="4778375"/>
             <wp:effectExtent l="0" t="0" r="0" b="0"/>
-            <wp:docPr id="1411942407" name="Picture 1"/>
+            <wp:docPr id="114220869" name="Picture 5"/>
             <wp:cNvGraphicFramePr>
               <a:graphicFrameLocks xmlns:a="http://schemas.openxmlformats.org/drawingml/2006/main" noChangeAspect="1"/>
             </wp:cNvGraphicFramePr>
@@ -335,7 +291,7 @@
               <a:graphicData uri="http://schemas.openxmlformats.org/drawingml/2006/picture">
                 <pic:pic xmlns:pic="http://schemas.openxmlformats.org/drawingml/2006/picture">
                   <pic:nvPicPr>
-                    <pic:cNvPr id="1411942407" name="Picture 1411942407"/>
+                    <pic:cNvPr id="114220869" name="Picture 114220869"/>
                     <pic:cNvPicPr/>
                   </pic:nvPicPr>
                   <pic:blipFill>
@@ -359,13 +315,185 @@
           </wp:inline>
         </w:drawing>
       </w:r>
-      <w:r>
+    </w:p>
+    <w:p>
+      <w:pPr>
+        <w:tabs>
+          <w:tab w:val="left" w:pos="4860"/>
+        </w:tabs>
+      </w:pPr>
+    </w:p>
+    <w:p>
+      <w:pPr>
         <w:rPr>
           <w:b/>
           <w:bCs/>
           <w:sz w:val="28"/>
           <w:szCs w:val="28"/>
         </w:rPr>
+      </w:pPr>
+      <w:r>
+        <w:rPr>
+          <w:b/>
+          <w:bCs/>
+          <w:sz w:val="28"/>
+          <w:szCs w:val="28"/>
+        </w:rPr>
+        <w:br w:type="page"/>
+      </w:r>
+      <w:r>
+        <w:rPr>
+          <w:b/>
+          <w:bCs/>
+          <w:sz w:val="28"/>
+          <w:szCs w:val="28"/>
+        </w:rPr>
+        <w:lastRenderedPageBreak/>
+        <w:t>S-parameter</w:t>
+      </w:r>
+    </w:p>
+    <w:p>
+      <w:pPr>
+        <w:tabs>
+          <w:tab w:val="left" w:pos="4860"/>
+        </w:tabs>
+      </w:pPr>
+      <w:bookmarkStart w:id="0" w:name="_Hlk194052596"/>
+      <w:r>
+        <w:t>S-parameter measurement with the VNA</w:t>
+      </w:r>
+      <w:r>
+        <w:t xml:space="preserve"> (N5230C)</w:t>
+      </w:r>
+      <w:bookmarkEnd w:id="0"/>
+      <w:r>
+        <w:t>.</w:t>
+      </w:r>
+    </w:p>
+    <w:p>
+      <w:pPr>
+        <w:tabs>
+          <w:tab w:val="left" w:pos="4860"/>
+        </w:tabs>
+      </w:pPr>
+      <w:r>
+        <w:t>Reworked module S-parameters</w:t>
+      </w:r>
+      <w:r>
+        <w:rPr>
+          <w:noProof/>
+        </w:rPr>
+        <w:drawing>
+          <wp:inline distT="0" distB="0" distL="0" distR="0" wp14:anchorId="48D00C3F" wp14:editId="36FCFF37">
+            <wp:extent cx="4702092" cy="3761772"/>
+            <wp:effectExtent l="0" t="0" r="0" b="0"/>
+            <wp:docPr id="567817158" name="Picture 2"/>
+            <wp:cNvGraphicFramePr>
+              <a:graphicFrameLocks xmlns:a="http://schemas.openxmlformats.org/drawingml/2006/main" noChangeAspect="1"/>
+            </wp:cNvGraphicFramePr>
+            <a:graphic xmlns:a="http://schemas.openxmlformats.org/drawingml/2006/main">
+              <a:graphicData uri="http://schemas.openxmlformats.org/drawingml/2006/picture">
+                <pic:pic xmlns:pic="http://schemas.openxmlformats.org/drawingml/2006/picture">
+                  <pic:nvPicPr>
+                    <pic:cNvPr id="567817158" name="Picture 567817158"/>
+                    <pic:cNvPicPr/>
+                  </pic:nvPicPr>
+                  <pic:blipFill>
+                    <a:blip r:embed="rId7"/>
+                    <a:stretch>
+                      <a:fillRect/>
+                    </a:stretch>
+                  </pic:blipFill>
+                  <pic:spPr>
+                    <a:xfrm>
+                      <a:off x="0" y="0"/>
+                      <a:ext cx="4758687" cy="3807049"/>
+                    </a:xfrm>
+                    <a:prstGeom prst="rect">
+                      <a:avLst/>
+                    </a:prstGeom>
+                  </pic:spPr>
+                </pic:pic>
+              </a:graphicData>
+            </a:graphic>
+          </wp:inline>
+        </w:drawing>
+      </w:r>
+    </w:p>
+    <w:p>
+      <w:pPr>
+        <w:tabs>
+          <w:tab w:val="left" w:pos="4860"/>
+        </w:tabs>
+      </w:pPr>
+      <w:r>
+        <w:t>First build S-parameters</w:t>
+      </w:r>
+      <w:r>
+        <w:rPr>
+          <w:b/>
+          <w:bCs/>
+          <w:noProof/>
+          <w:sz w:val="28"/>
+          <w:szCs w:val="28"/>
+        </w:rPr>
+        <w:drawing>
+          <wp:inline distT="0" distB="0" distL="0" distR="0" wp14:anchorId="367F4D2A" wp14:editId="0F0B9B76">
+            <wp:extent cx="4641448" cy="3713256"/>
+            <wp:effectExtent l="0" t="0" r="0" b="0"/>
+            <wp:docPr id="1411942407" name="Picture 1"/>
+            <wp:cNvGraphicFramePr>
+              <a:graphicFrameLocks xmlns:a="http://schemas.openxmlformats.org/drawingml/2006/main" noChangeAspect="1"/>
+            </wp:cNvGraphicFramePr>
+            <a:graphic xmlns:a="http://schemas.openxmlformats.org/drawingml/2006/main">
+              <a:graphicData uri="http://schemas.openxmlformats.org/drawingml/2006/picture">
+                <pic:pic xmlns:pic="http://schemas.openxmlformats.org/drawingml/2006/picture">
+                  <pic:nvPicPr>
+                    <pic:cNvPr id="1411942407" name="Picture 1411942407"/>
+                    <pic:cNvPicPr/>
+                  </pic:nvPicPr>
+                  <pic:blipFill>
+                    <a:blip r:embed="rId8"/>
+                    <a:stretch>
+                      <a:fillRect/>
+                    </a:stretch>
+                  </pic:blipFill>
+                  <pic:spPr>
+                    <a:xfrm>
+                      <a:off x="0" y="0"/>
+                      <a:ext cx="4648180" cy="3718642"/>
+                    </a:xfrm>
+                    <a:prstGeom prst="rect">
+                      <a:avLst/>
+                    </a:prstGeom>
+                  </pic:spPr>
+                </pic:pic>
+              </a:graphicData>
+            </a:graphic>
+          </wp:inline>
+        </w:drawing>
+      </w:r>
+    </w:p>
+    <w:p>
+      <w:pPr>
+        <w:tabs>
+          <w:tab w:val="left" w:pos="4860"/>
+        </w:tabs>
+        <w:rPr>
+          <w:b/>
+          <w:bCs/>
+          <w:sz w:val="28"/>
+          <w:szCs w:val="28"/>
+        </w:rPr>
+      </w:pPr>
+      <w:r>
+        <w:rPr>
+          <w:b/>
+          <w:bCs/>
+          <w:sz w:val="28"/>
+          <w:szCs w:val="28"/>
+        </w:rPr>
+        <w:lastRenderedPageBreak/>
         <w:br/>
       </w:r>
     </w:p>
@@ -409,7 +537,7 @@
                     <pic:cNvPicPr/>
                   </pic:nvPicPr>
                   <pic:blipFill>
-                    <a:blip r:embed="rId7" cstate="print">
+                    <a:blip r:embed="rId9" cstate="print">
                       <a:extLst>
                         <a:ext uri="{28A0092B-C50C-407E-A947-70E740481C1C}">
                           <a14:useLocalDpi xmlns:a14="http://schemas.microsoft.com/office/drawing/2010/main" val="0"/>
@@ -603,7 +731,7 @@
           <w:noProof/>
         </w:rPr>
         <w:drawing>
-          <wp:anchor distT="0" distB="0" distL="114300" distR="114300" simplePos="0" relativeHeight="251664384" behindDoc="0" locked="0" layoutInCell="1" allowOverlap="1" wp14:anchorId="6F775B1C" wp14:editId="039777B6">
+          <wp:anchor distT="0" distB="0" distL="114300" distR="114300" simplePos="0" relativeHeight="251664384" behindDoc="0" locked="0" layoutInCell="1" allowOverlap="1" wp14:anchorId="6F775B1C" wp14:editId="7D8636C9">
             <wp:simplePos x="0" y="0"/>
             <wp:positionH relativeFrom="column">
               <wp:posOffset>4008491</wp:posOffset>
@@ -626,7 +754,7 @@
                     <pic:cNvPicPr/>
                   </pic:nvPicPr>
                   <pic:blipFill>
-                    <a:blip r:embed="rId8" cstate="print">
+                    <a:blip r:embed="rId10" cstate="print">
                       <a:extLst>
                         <a:ext uri="{28A0092B-C50C-407E-A947-70E740481C1C}">
                           <a14:useLocalDpi xmlns:a14="http://schemas.microsoft.com/office/drawing/2010/main" val="0"/>
@@ -1090,7 +1218,7 @@
           <w:szCs w:val="28"/>
         </w:rPr>
         <w:drawing>
-          <wp:anchor distT="0" distB="0" distL="114300" distR="114300" simplePos="0" relativeHeight="251666432" behindDoc="1" locked="0" layoutInCell="1" allowOverlap="1" wp14:anchorId="7B5D8638" wp14:editId="6324532B">
+          <wp:anchor distT="0" distB="0" distL="114300" distR="114300" simplePos="0" relativeHeight="251666432" behindDoc="1" locked="0" layoutInCell="1" allowOverlap="1" wp14:anchorId="7B5D8638" wp14:editId="4B57AC9F">
             <wp:simplePos x="0" y="0"/>
             <wp:positionH relativeFrom="column">
               <wp:posOffset>4004310</wp:posOffset>
@@ -1113,7 +1241,7 @@
                     <pic:cNvPicPr/>
                   </pic:nvPicPr>
                   <pic:blipFill>
-                    <a:blip r:embed="rId9" cstate="print">
+                    <a:blip r:embed="rId11" cstate="print">
                       <a:extLst>
                         <a:ext uri="{28A0092B-C50C-407E-A947-70E740481C1C}">
                           <a14:useLocalDpi xmlns:a14="http://schemas.microsoft.com/office/drawing/2010/main" val="0"/>
@@ -1146,10 +1274,18 @@
         </w:drawing>
       </w:r>
       <w:r>
-        <w:t xml:space="preserve">1 – </w:t>
-      </w:r>
-      <w:r>
-        <w:t xml:space="preserve"> 2k</w:t>
+        <w:t xml:space="preserve">1 </w:t>
+      </w:r>
+      <w:proofErr w:type="gramStart"/>
+      <w:r>
+        <w:t xml:space="preserve">– </w:t>
+      </w:r>
+      <w:r>
+        <w:t xml:space="preserve"> 2</w:t>
+      </w:r>
+      <w:proofErr w:type="gramEnd"/>
+      <w:r>
+        <w:t>k</w:t>
       </w:r>
       <w:r>
         <w:t>Ω</w:t>
@@ -1187,10 +1323,18 @@
         <w:spacing w:after="0"/>
       </w:pPr>
       <w:r>
-        <w:t xml:space="preserve">1 – </w:t>
-      </w:r>
-      <w:r>
-        <w:t xml:space="preserve"> 1.6k</w:t>
+        <w:t xml:space="preserve">1 </w:t>
+      </w:r>
+      <w:proofErr w:type="gramStart"/>
+      <w:r>
+        <w:t xml:space="preserve">– </w:t>
+      </w:r>
+      <w:r>
+        <w:t xml:space="preserve"> 1</w:t>
+      </w:r>
+      <w:proofErr w:type="gramEnd"/>
+      <w:r>
+        <w:t>.6k</w:t>
       </w:r>
       <w:r>
         <w:t>Ω</w:t>
@@ -1228,11 +1372,16 @@
         <w:spacing w:after="0"/>
       </w:pPr>
       <w:r>
-        <w:t xml:space="preserve">1 – </w:t>
+        <w:t xml:space="preserve">1 </w:t>
+      </w:r>
+      <w:proofErr w:type="gramStart"/>
+      <w:r>
+        <w:t xml:space="preserve">– </w:t>
       </w:r>
       <w:r>
         <w:t xml:space="preserve"> 402</w:t>
       </w:r>
+      <w:proofErr w:type="gramEnd"/>
       <w:r>
         <w:t>Ω</w:t>
       </w:r>
